--- a/مهندسی نرمافزار/project/پروژه.docx
+++ b/مهندسی نرمافزار/project/پروژه.docx
@@ -248,11 +248,953 @@
     </w:p>
     <w:p>
       <w:pPr>
+        <w:bidi/>
+        <w:jc w:val="left"/>
+        <w:rPr>
+          <w:rFonts w:ascii="B Titr" w:eastAsiaTheme="majorEastAsia" w:hAnsi="B Titr" w:cs="B Titr"/>
+          <w:bCs/>
+          <w:color w:val="000000" w:themeColor="text1"/>
+          <w:sz w:val="48"/>
+          <w:szCs w:val="48"/>
+          <w:rtl/>
+        </w:rPr>
+      </w:pPr>
+    </w:p>
+    <w:sdt>
+      <w:sdtPr>
+        <w:id w:val="-1608656895"/>
+        <w:docPartObj>
+          <w:docPartGallery w:val="Table of Contents"/>
+          <w:docPartUnique/>
+        </w:docPartObj>
+      </w:sdtPr>
+      <w:sdtEndPr>
+        <w:rPr>
+          <w:rFonts w:ascii="B Nazanin" w:eastAsia="B Nazanin" w:hAnsi="B Nazanin" w:cs="B Nazanin"/>
+          <w:b/>
+          <w:bCs/>
+          <w:noProof/>
+          <w:color w:val="auto"/>
+          <w:kern w:val="2"/>
+          <w:sz w:val="28"/>
+          <w:szCs w:val="28"/>
+          <w14:ligatures w14:val="standardContextual"/>
+        </w:rPr>
+      </w:sdtEndPr>
+      <w:sdtContent>
+        <w:p>
+          <w:pPr>
+            <w:pStyle w:val="TOCHeading"/>
+            <w:jc w:val="center"/>
+          </w:pPr>
+          <w:r>
+            <w:rPr>
+              <w:rFonts w:hint="cs"/>
+              <w:rtl/>
+            </w:rPr>
+            <w:t>فهرست مطالب</w:t>
+          </w:r>
+        </w:p>
+        <w:p>
+          <w:pPr>
+            <w:pStyle w:val="TOC1"/>
+            <w:rPr>
+              <w:rFonts w:asciiTheme="minorHAnsi" w:eastAsiaTheme="minorEastAsia" w:hAnsiTheme="minorHAnsi" w:cstheme="minorBidi"/>
+              <w:noProof/>
+              <w:sz w:val="22"/>
+              <w:szCs w:val="22"/>
+            </w:rPr>
+          </w:pPr>
+          <w:r>
+            <w:fldChar w:fldCharType="begin"/>
+          </w:r>
+          <w:r>
+            <w:instrText xml:space="preserve"> TOC \o "1-3" \h \z \u </w:instrText>
+          </w:r>
+          <w:r>
+            <w:fldChar w:fldCharType="separate"/>
+          </w:r>
+          <w:hyperlink w:anchor="_Toc207109579" w:history="1">
+            <w:r>
+              <w:rPr>
+                <w:rStyle w:val="Hyperlink"/>
+                <w:noProof/>
+                <w:rtl/>
+              </w:rPr>
+              <w:t>معرف</w:t>
+            </w:r>
+            <w:r>
+              <w:rPr>
+                <w:rStyle w:val="Hyperlink"/>
+                <w:rFonts w:hint="cs"/>
+                <w:noProof/>
+                <w:rtl/>
+              </w:rPr>
+              <w:t>ی</w:t>
+            </w:r>
+            <w:r>
+              <w:rPr>
+                <w:noProof/>
+                <w:webHidden/>
+              </w:rPr>
+              <w:tab/>
+            </w:r>
+            <w:r>
+              <w:rPr>
+                <w:noProof/>
+                <w:webHidden/>
+              </w:rPr>
+              <w:fldChar w:fldCharType="begin"/>
+            </w:r>
+            <w:r>
+              <w:rPr>
+                <w:noProof/>
+                <w:webHidden/>
+              </w:rPr>
+              <w:instrText xml:space="preserve"> PAGEREF _Toc207109579 \h </w:instrText>
+            </w:r>
+            <w:r>
+              <w:rPr>
+                <w:noProof/>
+                <w:webHidden/>
+              </w:rPr>
+            </w:r>
+            <w:r>
+              <w:rPr>
+                <w:noProof/>
+                <w:webHidden/>
+              </w:rPr>
+              <w:fldChar w:fldCharType="separate"/>
+            </w:r>
+            <w:r>
+              <w:rPr>
+                <w:noProof/>
+                <w:webHidden/>
+              </w:rPr>
+              <w:t>3</w:t>
+            </w:r>
+            <w:r>
+              <w:rPr>
+                <w:noProof/>
+                <w:webHidden/>
+              </w:rPr>
+              <w:fldChar w:fldCharType="end"/>
+            </w:r>
+          </w:hyperlink>
+        </w:p>
+        <w:p>
+          <w:pPr>
+            <w:pStyle w:val="TOC1"/>
+            <w:rPr>
+              <w:rFonts w:asciiTheme="minorHAnsi" w:eastAsiaTheme="minorEastAsia" w:hAnsiTheme="minorHAnsi" w:cstheme="minorBidi"/>
+              <w:noProof/>
+              <w:sz w:val="22"/>
+              <w:szCs w:val="22"/>
+            </w:rPr>
+          </w:pPr>
+          <w:hyperlink w:anchor="_Toc207109580" w:history="1">
+            <w:r>
+              <w:rPr>
+                <w:rStyle w:val="Hyperlink"/>
+                <w:noProof/>
+                <w:rtl/>
+                <w:lang w:bidi="fa-IR"/>
+              </w:rPr>
+              <w:t>تهد</w:t>
+            </w:r>
+            <w:r>
+              <w:rPr>
+                <w:rStyle w:val="Hyperlink"/>
+                <w:rFonts w:hint="cs"/>
+                <w:noProof/>
+                <w:rtl/>
+                <w:lang w:bidi="fa-IR"/>
+              </w:rPr>
+              <w:t>ی</w:t>
+            </w:r>
+            <w:r>
+              <w:rPr>
+                <w:rStyle w:val="Hyperlink"/>
+                <w:rFonts w:hint="eastAsia"/>
+                <w:noProof/>
+                <w:rtl/>
+                <w:lang w:bidi="fa-IR"/>
+              </w:rPr>
+              <w:t>د</w:t>
+            </w:r>
+            <w:r>
+              <w:rPr>
+                <w:rStyle w:val="Hyperlink"/>
+                <w:noProof/>
+                <w:rtl/>
+                <w:lang w:bidi="fa-IR"/>
+              </w:rPr>
+              <w:t xml:space="preserve"> ها</w:t>
+            </w:r>
+            <w:r>
+              <w:rPr>
+                <w:rStyle w:val="Hyperlink"/>
+                <w:rFonts w:hint="cs"/>
+                <w:noProof/>
+                <w:rtl/>
+                <w:lang w:bidi="fa-IR"/>
+              </w:rPr>
+              <w:t>ی</w:t>
+            </w:r>
+            <w:r>
+              <w:rPr>
+                <w:rStyle w:val="Hyperlink"/>
+                <w:noProof/>
+                <w:rtl/>
+                <w:lang w:bidi="fa-IR"/>
+              </w:rPr>
+              <w:t xml:space="preserve"> موجود در پروژه</w:t>
+            </w:r>
+            <w:r>
+              <w:rPr>
+                <w:noProof/>
+                <w:webHidden/>
+              </w:rPr>
+              <w:tab/>
+            </w:r>
+            <w:r>
+              <w:rPr>
+                <w:noProof/>
+                <w:webHidden/>
+              </w:rPr>
+              <w:fldChar w:fldCharType="begin"/>
+            </w:r>
+            <w:r>
+              <w:rPr>
+                <w:noProof/>
+                <w:webHidden/>
+              </w:rPr>
+              <w:instrText xml:space="preserve"> PAGEREF _Toc207109580 \h </w:instrText>
+            </w:r>
+            <w:r>
+              <w:rPr>
+                <w:noProof/>
+                <w:webHidden/>
+              </w:rPr>
+            </w:r>
+            <w:r>
+              <w:rPr>
+                <w:noProof/>
+                <w:webHidden/>
+              </w:rPr>
+              <w:fldChar w:fldCharType="separate"/>
+            </w:r>
+            <w:r>
+              <w:rPr>
+                <w:noProof/>
+                <w:webHidden/>
+              </w:rPr>
+              <w:t>4</w:t>
+            </w:r>
+            <w:r>
+              <w:rPr>
+                <w:noProof/>
+                <w:webHidden/>
+              </w:rPr>
+              <w:fldChar w:fldCharType="end"/>
+            </w:r>
+          </w:hyperlink>
+        </w:p>
+        <w:p>
+          <w:pPr>
+            <w:pStyle w:val="TOC1"/>
+            <w:rPr>
+              <w:rFonts w:asciiTheme="minorHAnsi" w:eastAsiaTheme="minorEastAsia" w:hAnsiTheme="minorHAnsi" w:cstheme="minorBidi"/>
+              <w:noProof/>
+              <w:sz w:val="22"/>
+              <w:szCs w:val="22"/>
+            </w:rPr>
+          </w:pPr>
+          <w:hyperlink w:anchor="_Toc207109581" w:history="1">
+            <w:r>
+              <w:rPr>
+                <w:rStyle w:val="Hyperlink"/>
+                <w:noProof/>
+                <w:rtl/>
+                <w:lang w:bidi="fa-IR"/>
+              </w:rPr>
+              <w:t>خراب</w:t>
+            </w:r>
+            <w:r>
+              <w:rPr>
+                <w:rStyle w:val="Hyperlink"/>
+                <w:rFonts w:hint="cs"/>
+                <w:noProof/>
+                <w:rtl/>
+                <w:lang w:bidi="fa-IR"/>
+              </w:rPr>
+              <w:t>ی</w:t>
+            </w:r>
+            <w:r>
+              <w:rPr>
+                <w:rStyle w:val="Hyperlink"/>
+                <w:noProof/>
+                <w:rtl/>
+                <w:lang w:bidi="fa-IR"/>
+              </w:rPr>
+              <w:t xml:space="preserve"> ها</w:t>
+            </w:r>
+            <w:r>
+              <w:rPr>
+                <w:rStyle w:val="Hyperlink"/>
+                <w:rFonts w:hint="cs"/>
+                <w:noProof/>
+                <w:rtl/>
+                <w:lang w:bidi="fa-IR"/>
+              </w:rPr>
+              <w:t>ی</w:t>
+            </w:r>
+            <w:r>
+              <w:rPr>
+                <w:rStyle w:val="Hyperlink"/>
+                <w:noProof/>
+                <w:rtl/>
+                <w:lang w:bidi="fa-IR"/>
+              </w:rPr>
+              <w:t xml:space="preserve"> موجود در پروژه</w:t>
+            </w:r>
+            <w:r>
+              <w:rPr>
+                <w:noProof/>
+                <w:webHidden/>
+              </w:rPr>
+              <w:tab/>
+            </w:r>
+            <w:r>
+              <w:rPr>
+                <w:noProof/>
+                <w:webHidden/>
+              </w:rPr>
+              <w:fldChar w:fldCharType="begin"/>
+            </w:r>
+            <w:r>
+              <w:rPr>
+                <w:noProof/>
+                <w:webHidden/>
+              </w:rPr>
+              <w:instrText xml:space="preserve"> PAGEREF _Toc207109581 \h </w:instrText>
+            </w:r>
+            <w:r>
+              <w:rPr>
+                <w:noProof/>
+                <w:webHidden/>
+              </w:rPr>
+            </w:r>
+            <w:r>
+              <w:rPr>
+                <w:noProof/>
+                <w:webHidden/>
+              </w:rPr>
+              <w:fldChar w:fldCharType="separate"/>
+            </w:r>
+            <w:r>
+              <w:rPr>
+                <w:noProof/>
+                <w:webHidden/>
+              </w:rPr>
+              <w:t>5</w:t>
+            </w:r>
+            <w:r>
+              <w:rPr>
+                <w:noProof/>
+                <w:webHidden/>
+              </w:rPr>
+              <w:fldChar w:fldCharType="end"/>
+            </w:r>
+          </w:hyperlink>
+        </w:p>
+        <w:p>
+          <w:pPr>
+            <w:pStyle w:val="TOC1"/>
+            <w:rPr>
+              <w:rFonts w:asciiTheme="minorHAnsi" w:eastAsiaTheme="minorEastAsia" w:hAnsiTheme="minorHAnsi" w:cstheme="minorBidi"/>
+              <w:noProof/>
+              <w:sz w:val="22"/>
+              <w:szCs w:val="22"/>
+            </w:rPr>
+          </w:pPr>
+          <w:hyperlink w:anchor="_Toc207109582" w:history="1">
+            <w:r>
+              <w:rPr>
+                <w:rStyle w:val="Hyperlink"/>
+                <w:noProof/>
+                <w:rtl/>
+                <w:lang w:bidi="fa-IR"/>
+              </w:rPr>
+              <w:t>نمودار استخوان ماه</w:t>
+            </w:r>
+            <w:r>
+              <w:rPr>
+                <w:rStyle w:val="Hyperlink"/>
+                <w:rFonts w:hint="cs"/>
+                <w:noProof/>
+                <w:rtl/>
+                <w:lang w:bidi="fa-IR"/>
+              </w:rPr>
+              <w:t>ی</w:t>
+            </w:r>
+            <w:r>
+              <w:rPr>
+                <w:rStyle w:val="Hyperlink"/>
+                <w:noProof/>
+                <w:rtl/>
+                <w:lang w:bidi="fa-IR"/>
+              </w:rPr>
+              <w:t xml:space="preserve"> برا</w:t>
+            </w:r>
+            <w:r>
+              <w:rPr>
+                <w:rStyle w:val="Hyperlink"/>
+                <w:rFonts w:hint="cs"/>
+                <w:noProof/>
+                <w:rtl/>
+                <w:lang w:bidi="fa-IR"/>
+              </w:rPr>
+              <w:t>ی</w:t>
+            </w:r>
+            <w:r>
+              <w:rPr>
+                <w:rStyle w:val="Hyperlink"/>
+                <w:noProof/>
+                <w:rtl/>
+                <w:lang w:bidi="fa-IR"/>
+              </w:rPr>
+              <w:t xml:space="preserve"> س</w:t>
+            </w:r>
+            <w:r>
+              <w:rPr>
+                <w:rStyle w:val="Hyperlink"/>
+                <w:rFonts w:hint="cs"/>
+                <w:noProof/>
+                <w:rtl/>
+                <w:lang w:bidi="fa-IR"/>
+              </w:rPr>
+              <w:t>ی</w:t>
+            </w:r>
+            <w:r>
+              <w:rPr>
+                <w:rStyle w:val="Hyperlink"/>
+                <w:rFonts w:hint="eastAsia"/>
+                <w:noProof/>
+                <w:rtl/>
+                <w:lang w:bidi="fa-IR"/>
+              </w:rPr>
+              <w:t>ستم</w:t>
+            </w:r>
+            <w:r>
+              <w:rPr>
+                <w:rStyle w:val="Hyperlink"/>
+                <w:noProof/>
+                <w:rtl/>
+                <w:lang w:bidi="fa-IR"/>
+              </w:rPr>
+              <w:t xml:space="preserve"> تشخ</w:t>
+            </w:r>
+            <w:r>
+              <w:rPr>
+                <w:rStyle w:val="Hyperlink"/>
+                <w:rFonts w:hint="cs"/>
+                <w:noProof/>
+                <w:rtl/>
+                <w:lang w:bidi="fa-IR"/>
+              </w:rPr>
+              <w:t>ی</w:t>
+            </w:r>
+            <w:r>
+              <w:rPr>
+                <w:rStyle w:val="Hyperlink"/>
+                <w:rFonts w:hint="eastAsia"/>
+                <w:noProof/>
+                <w:rtl/>
+                <w:lang w:bidi="fa-IR"/>
+              </w:rPr>
+              <w:t>ص</w:t>
+            </w:r>
+            <w:r>
+              <w:rPr>
+                <w:rStyle w:val="Hyperlink"/>
+                <w:noProof/>
+                <w:rtl/>
+                <w:lang w:bidi="fa-IR"/>
+              </w:rPr>
+              <w:t xml:space="preserve"> چهره آسانسور هوشمند</w:t>
+            </w:r>
+            <w:r>
+              <w:rPr>
+                <w:noProof/>
+                <w:webHidden/>
+              </w:rPr>
+              <w:tab/>
+            </w:r>
+            <w:r>
+              <w:rPr>
+                <w:noProof/>
+                <w:webHidden/>
+              </w:rPr>
+              <w:fldChar w:fldCharType="begin"/>
+            </w:r>
+            <w:r>
+              <w:rPr>
+                <w:noProof/>
+                <w:webHidden/>
+              </w:rPr>
+              <w:instrText xml:space="preserve"> PAGEREF _Toc207109582 \h </w:instrText>
+            </w:r>
+            <w:r>
+              <w:rPr>
+                <w:noProof/>
+                <w:webHidden/>
+              </w:rPr>
+            </w:r>
+            <w:r>
+              <w:rPr>
+                <w:noProof/>
+                <w:webHidden/>
+              </w:rPr>
+              <w:fldChar w:fldCharType="separate"/>
+            </w:r>
+            <w:r>
+              <w:rPr>
+                <w:noProof/>
+                <w:webHidden/>
+              </w:rPr>
+              <w:t>7</w:t>
+            </w:r>
+            <w:r>
+              <w:rPr>
+                <w:noProof/>
+                <w:webHidden/>
+              </w:rPr>
+              <w:fldChar w:fldCharType="end"/>
+            </w:r>
+          </w:hyperlink>
+        </w:p>
+        <w:p>
+          <w:pPr>
+            <w:pStyle w:val="TOC1"/>
+            <w:rPr>
+              <w:rFonts w:asciiTheme="minorHAnsi" w:eastAsiaTheme="minorEastAsia" w:hAnsiTheme="minorHAnsi" w:cstheme="minorBidi"/>
+              <w:noProof/>
+              <w:sz w:val="22"/>
+              <w:szCs w:val="22"/>
+            </w:rPr>
+          </w:pPr>
+          <w:hyperlink w:anchor="_Toc207109583" w:history="1">
+            <w:r>
+              <w:rPr>
+                <w:rStyle w:val="Hyperlink"/>
+                <w:noProof/>
+                <w:rtl/>
+                <w:lang w:bidi="fa-IR"/>
+              </w:rPr>
+              <w:t>مخاطرات احتمال</w:t>
+            </w:r>
+            <w:r>
+              <w:rPr>
+                <w:rStyle w:val="Hyperlink"/>
+                <w:rFonts w:hint="cs"/>
+                <w:noProof/>
+                <w:rtl/>
+                <w:lang w:bidi="fa-IR"/>
+              </w:rPr>
+              <w:t>ی</w:t>
+            </w:r>
+            <w:r>
+              <w:rPr>
+                <w:rStyle w:val="Hyperlink"/>
+                <w:noProof/>
+                <w:rtl/>
+                <w:lang w:bidi="fa-IR"/>
+              </w:rPr>
+              <w:t xml:space="preserve"> پروژه</w:t>
+            </w:r>
+            <w:r>
+              <w:rPr>
+                <w:noProof/>
+                <w:webHidden/>
+              </w:rPr>
+              <w:tab/>
+            </w:r>
+            <w:r>
+              <w:rPr>
+                <w:noProof/>
+                <w:webHidden/>
+              </w:rPr>
+              <w:fldChar w:fldCharType="begin"/>
+            </w:r>
+            <w:r>
+              <w:rPr>
+                <w:noProof/>
+                <w:webHidden/>
+              </w:rPr>
+              <w:instrText xml:space="preserve"> PAGEREF _Toc207109583 \h </w:instrText>
+            </w:r>
+            <w:r>
+              <w:rPr>
+                <w:noProof/>
+                <w:webHidden/>
+              </w:rPr>
+            </w:r>
+            <w:r>
+              <w:rPr>
+                <w:noProof/>
+                <w:webHidden/>
+              </w:rPr>
+              <w:fldChar w:fldCharType="separate"/>
+            </w:r>
+            <w:r>
+              <w:rPr>
+                <w:noProof/>
+                <w:webHidden/>
+              </w:rPr>
+              <w:t>8</w:t>
+            </w:r>
+            <w:r>
+              <w:rPr>
+                <w:noProof/>
+                <w:webHidden/>
+              </w:rPr>
+              <w:fldChar w:fldCharType="end"/>
+            </w:r>
+          </w:hyperlink>
+        </w:p>
+        <w:p>
+          <w:pPr>
+            <w:pStyle w:val="TOC1"/>
+            <w:rPr>
+              <w:rFonts w:asciiTheme="minorHAnsi" w:eastAsiaTheme="minorEastAsia" w:hAnsiTheme="minorHAnsi" w:cstheme="minorBidi"/>
+              <w:noProof/>
+              <w:sz w:val="22"/>
+              <w:szCs w:val="22"/>
+            </w:rPr>
+          </w:pPr>
+          <w:hyperlink w:anchor="_Toc207109584" w:history="1">
+            <w:r>
+              <w:rPr>
+                <w:rStyle w:val="Hyperlink"/>
+                <w:noProof/>
+                <w:rtl/>
+                <w:lang w:bidi="fa-IR"/>
+              </w:rPr>
+              <w:t>اصل پارتو</w:t>
+            </w:r>
+            <w:r>
+              <w:rPr>
+                <w:noProof/>
+                <w:webHidden/>
+              </w:rPr>
+              <w:tab/>
+            </w:r>
+            <w:r>
+              <w:rPr>
+                <w:noProof/>
+                <w:webHidden/>
+              </w:rPr>
+              <w:fldChar w:fldCharType="begin"/>
+            </w:r>
+            <w:r>
+              <w:rPr>
+                <w:noProof/>
+                <w:webHidden/>
+              </w:rPr>
+              <w:instrText xml:space="preserve"> PAGEREF _Toc207109584 \h </w:instrText>
+            </w:r>
+            <w:r>
+              <w:rPr>
+                <w:noProof/>
+                <w:webHidden/>
+              </w:rPr>
+            </w:r>
+            <w:r>
+              <w:rPr>
+                <w:noProof/>
+                <w:webHidden/>
+              </w:rPr>
+              <w:fldChar w:fldCharType="separate"/>
+            </w:r>
+            <w:r>
+              <w:rPr>
+                <w:noProof/>
+                <w:webHidden/>
+              </w:rPr>
+              <w:t>9</w:t>
+            </w:r>
+            <w:r>
+              <w:rPr>
+                <w:noProof/>
+                <w:webHidden/>
+              </w:rPr>
+              <w:fldChar w:fldCharType="end"/>
+            </w:r>
+          </w:hyperlink>
+        </w:p>
+        <w:p>
+          <w:pPr>
+            <w:pStyle w:val="TOC1"/>
+            <w:rPr>
+              <w:rFonts w:asciiTheme="minorHAnsi" w:eastAsiaTheme="minorEastAsia" w:hAnsiTheme="minorHAnsi" w:cstheme="minorBidi"/>
+              <w:noProof/>
+              <w:sz w:val="22"/>
+              <w:szCs w:val="22"/>
+            </w:rPr>
+          </w:pPr>
+          <w:hyperlink w:anchor="_Toc207109585" w:history="1">
+            <w:r>
+              <w:rPr>
+                <w:rStyle w:val="Hyperlink"/>
+                <w:noProof/>
+                <w:rtl/>
+                <w:lang w:bidi="fa-IR"/>
+              </w:rPr>
+              <w:t>شما</w:t>
+            </w:r>
+            <w:r>
+              <w:rPr>
+                <w:rStyle w:val="Hyperlink"/>
+                <w:rFonts w:hint="cs"/>
+                <w:noProof/>
+                <w:rtl/>
+                <w:lang w:bidi="fa-IR"/>
+              </w:rPr>
+              <w:t>ی</w:t>
+            </w:r>
+            <w:r>
+              <w:rPr>
+                <w:rStyle w:val="Hyperlink"/>
+                <w:noProof/>
+                <w:rtl/>
+                <w:lang w:bidi="fa-IR"/>
+              </w:rPr>
+              <w:t xml:space="preserve"> کل</w:t>
+            </w:r>
+            <w:r>
+              <w:rPr>
+                <w:rStyle w:val="Hyperlink"/>
+                <w:rFonts w:hint="cs"/>
+                <w:noProof/>
+                <w:rtl/>
+                <w:lang w:bidi="fa-IR"/>
+              </w:rPr>
+              <w:t>ی</w:t>
+            </w:r>
+            <w:r>
+              <w:rPr>
+                <w:rStyle w:val="Hyperlink"/>
+                <w:noProof/>
+                <w:rtl/>
+                <w:lang w:bidi="fa-IR"/>
+              </w:rPr>
+              <w:t xml:space="preserve"> پروژه و کانتکس د</w:t>
+            </w:r>
+            <w:r>
+              <w:rPr>
+                <w:rStyle w:val="Hyperlink"/>
+                <w:rFonts w:hint="cs"/>
+                <w:noProof/>
+                <w:rtl/>
+                <w:lang w:bidi="fa-IR"/>
+              </w:rPr>
+              <w:t>ی</w:t>
+            </w:r>
+            <w:r>
+              <w:rPr>
+                <w:rStyle w:val="Hyperlink"/>
+                <w:rFonts w:hint="eastAsia"/>
+                <w:noProof/>
+                <w:rtl/>
+                <w:lang w:bidi="fa-IR"/>
+              </w:rPr>
+              <w:t>اگرام</w:t>
+            </w:r>
+            <w:r>
+              <w:rPr>
+                <w:noProof/>
+                <w:webHidden/>
+              </w:rPr>
+              <w:tab/>
+            </w:r>
+            <w:r>
+              <w:rPr>
+                <w:noProof/>
+                <w:webHidden/>
+              </w:rPr>
+              <w:fldChar w:fldCharType="begin"/>
+            </w:r>
+            <w:r>
+              <w:rPr>
+                <w:noProof/>
+                <w:webHidden/>
+              </w:rPr>
+              <w:instrText xml:space="preserve"> PAGEREF _Toc207109585 \h </w:instrText>
+            </w:r>
+            <w:r>
+              <w:rPr>
+                <w:noProof/>
+                <w:webHidden/>
+              </w:rPr>
+            </w:r>
+            <w:r>
+              <w:rPr>
+                <w:noProof/>
+                <w:webHidden/>
+              </w:rPr>
+              <w:fldChar w:fldCharType="separate"/>
+            </w:r>
+            <w:r>
+              <w:rPr>
+                <w:noProof/>
+                <w:webHidden/>
+              </w:rPr>
+              <w:t>10</w:t>
+            </w:r>
+            <w:r>
+              <w:rPr>
+                <w:noProof/>
+                <w:webHidden/>
+              </w:rPr>
+              <w:fldChar w:fldCharType="end"/>
+            </w:r>
+          </w:hyperlink>
+        </w:p>
+        <w:p>
+          <w:pPr>
+            <w:pStyle w:val="TOC1"/>
+            <w:rPr>
+              <w:rFonts w:asciiTheme="minorHAnsi" w:eastAsiaTheme="minorEastAsia" w:hAnsiTheme="minorHAnsi" w:cstheme="minorBidi"/>
+              <w:noProof/>
+              <w:sz w:val="22"/>
+              <w:szCs w:val="22"/>
+            </w:rPr>
+          </w:pPr>
+          <w:hyperlink w:anchor="_Toc207109586" w:history="1">
+            <w:r>
+              <w:rPr>
+                <w:rStyle w:val="Hyperlink"/>
+                <w:noProof/>
+                <w:rtl/>
+                <w:lang w:bidi="fa-IR"/>
+              </w:rPr>
+              <w:t>کلاس د</w:t>
+            </w:r>
+            <w:r>
+              <w:rPr>
+                <w:rStyle w:val="Hyperlink"/>
+                <w:rFonts w:hint="cs"/>
+                <w:noProof/>
+                <w:rtl/>
+                <w:lang w:bidi="fa-IR"/>
+              </w:rPr>
+              <w:t>ی</w:t>
+            </w:r>
+            <w:r>
+              <w:rPr>
+                <w:rStyle w:val="Hyperlink"/>
+                <w:rFonts w:hint="eastAsia"/>
+                <w:noProof/>
+                <w:rtl/>
+                <w:lang w:bidi="fa-IR"/>
+              </w:rPr>
+              <w:t>اگرام</w:t>
+            </w:r>
+            <w:r>
+              <w:rPr>
+                <w:noProof/>
+                <w:webHidden/>
+              </w:rPr>
+              <w:tab/>
+            </w:r>
+            <w:r>
+              <w:rPr>
+                <w:noProof/>
+                <w:webHidden/>
+              </w:rPr>
+              <w:fldChar w:fldCharType="begin"/>
+            </w:r>
+            <w:r>
+              <w:rPr>
+                <w:noProof/>
+                <w:webHidden/>
+              </w:rPr>
+              <w:instrText xml:space="preserve"> PAGEREF _Toc207109586 \h </w:instrText>
+            </w:r>
+            <w:r>
+              <w:rPr>
+                <w:noProof/>
+                <w:webHidden/>
+              </w:rPr>
+            </w:r>
+            <w:r>
+              <w:rPr>
+                <w:noProof/>
+                <w:webHidden/>
+              </w:rPr>
+              <w:fldChar w:fldCharType="separate"/>
+            </w:r>
+            <w:r>
+              <w:rPr>
+                <w:noProof/>
+                <w:webHidden/>
+              </w:rPr>
+              <w:t>12</w:t>
+            </w:r>
+            <w:r>
+              <w:rPr>
+                <w:noProof/>
+                <w:webHidden/>
+              </w:rPr>
+              <w:fldChar w:fldCharType="end"/>
+            </w:r>
+          </w:hyperlink>
+        </w:p>
+        <w:p>
+          <w:r>
+            <w:rPr>
+              <w:b/>
+              <w:bCs/>
+              <w:noProof/>
+            </w:rPr>
+            <w:fldChar w:fldCharType="end"/>
+          </w:r>
+        </w:p>
+      </w:sdtContent>
+    </w:sdt>
+    <w:p>
+      <w:pPr>
+        <w:jc w:val="left"/>
+        <w:rPr>
+          <w:rFonts w:ascii="B Titr" w:eastAsiaTheme="majorEastAsia" w:hAnsi="B Titr" w:cs="B Titr"/>
+          <w:bCs/>
+          <w:color w:val="000000" w:themeColor="text1"/>
+          <w:sz w:val="48"/>
+          <w:szCs w:val="48"/>
+          <w:rtl/>
+        </w:rPr>
+      </w:pPr>
+      <w:r>
+        <w:rPr>
+          <w:rFonts w:ascii="B Titr" w:eastAsiaTheme="majorEastAsia" w:hAnsi="B Titr" w:cs="B Titr"/>
+          <w:bCs/>
+          <w:color w:val="000000" w:themeColor="text1"/>
+          <w:sz w:val="48"/>
+          <w:szCs w:val="48"/>
+          <w:rtl/>
+        </w:rPr>
+        <w:br w:type="page"/>
+      </w:r>
+    </w:p>
+    <w:p>
+      <w:pPr>
         <w:pStyle w:val="Heading1"/>
         <w:rPr>
           <w:rtl/>
         </w:rPr>
       </w:pPr>
+      <w:bookmarkStart w:id="0" w:name="_Toc207109579"/>
       <w:r>
         <w:rPr>
           <w:rFonts w:hint="cs"/>
@@ -261,6 +1203,7 @@
         <w:lastRenderedPageBreak/>
         <w:t>معرفی</w:t>
       </w:r>
+      <w:bookmarkEnd w:id="0"/>
     </w:p>
     <w:p>
       <w:pPr>
@@ -383,13 +1326,13 @@
     </w:p>
     <w:p>
       <w:pPr>
-        <w:bidi/>
-        <w:jc w:val="left"/>
-        <w:rPr>
-          <w:rtl/>
-          <w:lang w:bidi="fa-IR"/>
-        </w:rPr>
-      </w:pPr>
+        <w:pStyle w:val="Heading1"/>
+        <w:rPr>
+          <w:rtl/>
+          <w:lang w:bidi="fa-IR"/>
+        </w:rPr>
+      </w:pPr>
+      <w:bookmarkStart w:id="1" w:name="_Toc207109580"/>
       <w:r>
         <w:rPr>
           <w:rFonts w:hint="cs"/>
@@ -399,6 +1342,7 @@
         <w:lastRenderedPageBreak/>
         <w:t>تهدید های موجود در پروژه</w:t>
       </w:r>
+      <w:bookmarkEnd w:id="1"/>
     </w:p>
     <w:p>
       <w:pPr>
@@ -494,6 +1438,7 @@
         <w:bidi/>
         <w:jc w:val="left"/>
         <w:rPr>
+          <w:rFonts w:asciiTheme="minorHAnsi" w:hAnsiTheme="minorHAnsi"/>
           <w:lang w:bidi="fa-IR"/>
         </w:rPr>
       </w:pPr>
@@ -515,29 +1460,8 @@
     </w:p>
     <w:p>
       <w:pPr>
-        <w:pStyle w:val="ListParagraph"/>
-        <w:numPr>
-          <w:ilvl w:val="0"/>
-          <w:numId w:val="1"/>
-        </w:numPr>
         <w:bidi/>
-        <w:jc w:val="left"/>
-        <w:rPr>
-          <w:lang w:bidi="fa-IR"/>
-        </w:rPr>
-      </w:pPr>
-      <w:r>
-        <w:rPr>
-          <w:rFonts w:asciiTheme="minorHAnsi" w:hAnsiTheme="minorHAnsi" w:hint="cs"/>
-          <w:rtl/>
-          <w:lang w:bidi="fa-IR"/>
-        </w:rPr>
-        <w:t>دسترسی به سیستم از طریق شبکه</w:t>
-      </w:r>
-    </w:p>
-    <w:p>
-      <w:pPr>
-        <w:bidi/>
+        <w:ind w:left="360"/>
         <w:jc w:val="left"/>
         <w:rPr>
           <w:rFonts w:asciiTheme="minorHAnsi" w:hAnsiTheme="minorHAnsi"/>
@@ -959,23 +1883,23 @@
     </w:p>
     <w:p>
       <w:pPr>
-        <w:bidi/>
-        <w:jc w:val="left"/>
-        <w:rPr>
-          <w:rFonts w:asciiTheme="minorHAnsi" w:hAnsiTheme="minorHAnsi"/>
-          <w:rtl/>
-          <w:lang w:bidi="fa-IR"/>
-        </w:rPr>
-      </w:pPr>
-      <w:r>
-        <w:rPr>
-          <w:rFonts w:asciiTheme="minorHAnsi" w:hAnsiTheme="minorHAnsi" w:hint="cs"/>
+        <w:pStyle w:val="Heading1"/>
+        <w:rPr>
+          <w:rtl/>
+          <w:lang w:bidi="fa-IR"/>
+        </w:rPr>
+      </w:pPr>
+      <w:bookmarkStart w:id="2" w:name="_Toc207109581"/>
+      <w:r>
+        <w:rPr>
+          <w:rFonts w:hint="cs"/>
           <w:rtl/>
           <w:lang w:bidi="fa-IR"/>
         </w:rPr>
         <w:lastRenderedPageBreak/>
         <w:t>خرابی های موجود در پروژه</w:t>
       </w:r>
+      <w:bookmarkEnd w:id="2"/>
     </w:p>
     <w:tbl>
       <w:tblPr>
@@ -2065,6 +2989,7 @@
         <w:jc w:val="both"/>
         <w:rPr>
           <w:rFonts w:ascii="Calibri" w:hAnsi="Calibri" w:cs="Calibri"/>
+          <w:rtl/>
           <w:lang w:bidi="fa-IR"/>
         </w:rPr>
       </w:pPr>
@@ -2074,7 +2999,25 @@
           <w:rtl/>
           <w:lang w:bidi="fa-IR"/>
         </w:rPr>
+        <w:lastRenderedPageBreak/>
         <w:t>مشکل اتصال شبکه عصبی به دوربین:‌ این مسئله از دو زاویه باید بررسی شود. یک تیم برنامه نویسی، دو تیم سخت افزار. برای رفع این مشکل باز هم نیاز به فردی با تجربه بالا هست.</w:t>
+      </w:r>
+    </w:p>
+    <w:p>
+      <w:pPr>
+        <w:jc w:val="left"/>
+        <w:rPr>
+          <w:rFonts w:ascii="Calibri" w:hAnsi="Calibri" w:cs="Calibri"/>
+          <w:lang w:bidi="fa-IR"/>
+        </w:rPr>
+      </w:pPr>
+      <w:r>
+        <w:rPr>
+          <w:rFonts w:ascii="Calibri" w:hAnsi="Calibri" w:cs="Calibri"/>
+          <w:rtl/>
+          <w:lang w:bidi="fa-IR"/>
+        </w:rPr>
+        <w:br w:type="page"/>
       </w:r>
     </w:p>
     <w:p>
@@ -2090,15 +3033,14 @@
     </w:p>
     <w:p>
       <w:pPr>
-        <w:bidi/>
-        <w:ind w:left="360"/>
-        <w:jc w:val="both"/>
+        <w:pStyle w:val="Heading1"/>
         <w:rPr>
           <w:rFonts w:ascii="Calibri" w:hAnsi="Calibri" w:cs="Calibri"/>
           <w:rtl/>
           <w:lang w:bidi="fa-IR"/>
         </w:rPr>
       </w:pPr>
+      <w:bookmarkStart w:id="3" w:name="_Toc207109582"/>
       <w:r>
         <w:rPr>
           <w:rFonts w:hint="cs"/>
@@ -2107,6 +3049,7 @@
         </w:rPr>
         <w:t>نمودار استخوان ماهی برای سیستم تشخیص چهره آسانسور هوشمند</w:t>
       </w:r>
+      <w:bookmarkEnd w:id="3"/>
     </w:p>
     <w:p>
       <w:pPr>
@@ -2138,7 +3081,7 @@
                     <pic:cNvPicPr/>
                   </pic:nvPicPr>
                   <pic:blipFill>
-                    <a:blip r:embed="rId6">
+                    <a:blip r:embed="rId8">
                       <a:extLst>
                         <a:ext uri="{28A0092B-C50C-407E-A947-70E740481C1C}">
                           <a14:useLocalDpi xmlns:a14="http://schemas.microsoft.com/office/drawing/2010/main" val="0"/>
@@ -2213,13 +3156,13 @@
     </w:p>
     <w:p>
       <w:pPr>
-        <w:bidi/>
-        <w:jc w:val="left"/>
-        <w:rPr>
-          <w:rtl/>
-          <w:lang w:bidi="fa-IR"/>
-        </w:rPr>
-      </w:pPr>
+        <w:pStyle w:val="Heading1"/>
+        <w:rPr>
+          <w:rtl/>
+          <w:lang w:bidi="fa-IR"/>
+        </w:rPr>
+      </w:pPr>
+      <w:bookmarkStart w:id="4" w:name="_Toc207109583"/>
       <w:r>
         <w:rPr>
           <w:rFonts w:hint="cs"/>
@@ -2229,6 +3172,7 @@
         <w:lastRenderedPageBreak/>
         <w:t>مخاطرات احتمالی پروژه</w:t>
       </w:r>
+      <w:bookmarkEnd w:id="4"/>
     </w:p>
     <w:tbl>
       <w:tblPr>
@@ -2350,7 +3294,6 @@
                 <w:lang w:bidi="fa-IR"/>
               </w:rPr>
             </w:pPr>
-            <w:proofErr w:type="gramStart"/>
             <w:r>
               <w:rPr>
                 <w:rFonts w:asciiTheme="minorHAnsi" w:hAnsiTheme="minorHAnsi"/>
@@ -2363,15 +3306,7 @@
                 <w:rFonts w:asciiTheme="minorHAnsi" w:hAnsiTheme="minorHAnsi"/>
                 <w:lang w:bidi="fa-IR"/>
               </w:rPr>
-              <w:t>(</w:t>
-            </w:r>
-            <w:proofErr w:type="gramEnd"/>
-            <w:r>
-              <w:rPr>
-                <w:rFonts w:asciiTheme="minorHAnsi" w:hAnsiTheme="minorHAnsi"/>
-                <w:lang w:bidi="fa-IR"/>
-              </w:rPr>
-              <w:t>$)</w:t>
+              <w:t>($)</w:t>
             </w:r>
           </w:p>
         </w:tc>
@@ -3475,6 +4410,26 @@
     </w:p>
     <w:p>
       <w:pPr>
+        <w:pStyle w:val="Heading1"/>
+        <w:rPr>
+          <w:rtl/>
+          <w:lang w:bidi="fa-IR"/>
+        </w:rPr>
+      </w:pPr>
+      <w:bookmarkStart w:id="5" w:name="_Toc207109584"/>
+      <w:r>
+        <w:rPr>
+          <w:rFonts w:hint="cs"/>
+          <w:rtl/>
+          <w:lang w:bidi="fa-IR"/>
+        </w:rPr>
+        <w:lastRenderedPageBreak/>
+        <w:t>اصل پارتو</w:t>
+      </w:r>
+      <w:bookmarkEnd w:id="5"/>
+    </w:p>
+    <w:p>
+      <w:pPr>
         <w:bidi/>
         <w:jc w:val="left"/>
         <w:rPr>
@@ -3488,8 +4443,7 @@
           <w:rtl/>
           <w:lang w:bidi="fa-IR"/>
         </w:rPr>
-        <w:lastRenderedPageBreak/>
-        <w:t>اصل پارتو</w:t>
+        <w:t>در قسمت خرابی های موجود در پروژه ما بیشترین خطا ها رو در سه بخش (اتصال برنامه به دیتا بیس، ساخت دیتاست مورد نیاز و همچنین در اتصالا سیستم عصبی به دوربین) که با ریشه یابی این سه متوجه شدیم که دو دلیل اصلی برای بروز این خطا ها بود. نداشتن تجربه کافی تیم و نداشتن امکانات کافی، با رفع این دو میتوان تا حد خوبی امنیت موفقیت پروژه رو تا حد خوبی بالا برد. برای مورد اول ذکر شده تصمیم به این شد که فردی که در زمینه پروژه های دانشبنیان تجربه بالایی دارد بعنوان مشاور به تیم توسعه اضافه شود. وجود همچین فردی در تیم هم باعث سرعت گرفتن پروژه و هم کم شدن خطا ها در برنامه شود. برای مورد دوم یعنی کمبود امکانات ایده مورد بررسی استفاده از اسپانسر هست ولی برای اینکه بتوان تیم اسپانسر داشته باشد باید اول یک مدل اولیه از برنامه ساخته شود و سپس میتوان با شرکت های آسانسور سازی وارد مذاکره شد. در حال حاضر باید تا جایی که میشه از همکانات موجود استفاده کرد و از منابع رایگان استفاده کرد.</w:t>
       </w:r>
     </w:p>
     <w:p>
@@ -3507,93 +4461,51 @@
           <w:rtl/>
           <w:lang w:bidi="fa-IR"/>
         </w:rPr>
-        <w:t>در قسمت خرابی های موجود در پروژه ما بیشترین خطا ها رو در سه بخش (</w:t>
-      </w:r>
+        <w:t>با رفع این دو موضوع، چیزی حدود هشتاد در صد مشکلات تیم برطرف میشود.</w:t>
+      </w:r>
+    </w:p>
+    <w:p>
+      <w:pPr>
+        <w:jc w:val="left"/>
+        <w:rPr>
+          <w:rtl/>
+          <w:lang w:bidi="fa-IR"/>
+        </w:rPr>
+      </w:pPr>
+      <w:r>
+        <w:rPr>
+          <w:rtl/>
+          <w:lang w:bidi="fa-IR"/>
+        </w:rPr>
+        <w:br w:type="page"/>
+      </w:r>
+    </w:p>
+    <w:p>
+      <w:pPr>
+        <w:pStyle w:val="Heading1"/>
+        <w:rPr>
+          <w:rtl/>
+          <w:lang w:bidi="fa-IR"/>
+        </w:rPr>
+      </w:pPr>
+      <w:bookmarkStart w:id="6" w:name="_Toc207109585"/>
       <w:r>
         <w:rPr>
           <w:rFonts w:hint="cs"/>
           <w:rtl/>
           <w:lang w:bidi="fa-IR"/>
         </w:rPr>
-        <w:t>اتصال برنامه به دیتا بیس</w:t>
-      </w:r>
+        <w:lastRenderedPageBreak/>
+        <w:t>شمای کلی پروژه و کانتکس دیاگرام</w:t>
+      </w:r>
+      <w:bookmarkEnd w:id="6"/>
       <w:r>
         <w:rPr>
           <w:rFonts w:hint="cs"/>
           <w:rtl/>
           <w:lang w:bidi="fa-IR"/>
         </w:rPr>
-        <w:t xml:space="preserve">، </w:t>
-      </w:r>
-      <w:r>
-        <w:rPr>
-          <w:rFonts w:hint="cs"/>
-          <w:rtl/>
-          <w:lang w:bidi="fa-IR"/>
-        </w:rPr>
-        <w:t>ساخت دیتاست مورد نیاز و همچنین در اتصالا سیستم عصبی به دوربین</w:t>
-      </w:r>
-      <w:r>
-        <w:rPr>
-          <w:rFonts w:hint="cs"/>
-          <w:rtl/>
-          <w:lang w:bidi="fa-IR"/>
-        </w:rPr>
-        <w:t>) که با ریشه یابی این سه متوجه شدیم که دو دلیل اصلی برای بروز این خطا ها بود. نداشتن تجربه کافی تیم و نداشتن امکانات کافی، با رفع این دو میتوان تا حد خوبی امنیت موفقیت پروژه رو تا حد خوبی بالا برد. برای مورد اول ذکر شده تصمیم به این شد که فردی که در زمینه پروژه های دانشبنیان تجربه بالایی دارد بعنوان مشاور به تیم توسعه اضافه شود. وجود همچین فردی در تیم هم باعث سرعت گرفتن پروژه و هم کم شدن خطا ها در برنامه شود. برای مورد دوم یعنی کمبود امکانات ایده مورد بررسی استفاده از اسپانسر هست ولی برای اینکه بتوان تیم اسپانسر داشته باشد باید اول یک مدل اولیه از برنامه ساخته شود و سپس میتوان با شرکت های آسانسور سازی وارد مذاکره شد. در حال حاضر باید تا جایی که میشه از همکانات موجود استفاده کرد و از منابع رایگان استفاده کرد.</w:t>
-      </w:r>
-    </w:p>
-    <w:p>
-      <w:pPr>
-        <w:bidi/>
-        <w:jc w:val="left"/>
-        <w:rPr>
-          <w:rtl/>
-          <w:lang w:bidi="fa-IR"/>
-        </w:rPr>
-      </w:pPr>
-      <w:r>
-        <w:rPr>
-          <w:rFonts w:hint="cs"/>
-          <w:rtl/>
-          <w:lang w:bidi="fa-IR"/>
-        </w:rPr>
-        <w:t>با رفع این دو موضوع، چیزی حدود هشتاد در صد مشکلات تیم برطرف میشود.</w:t>
-      </w:r>
-    </w:p>
-    <w:p>
-      <w:pPr>
-        <w:jc w:val="left"/>
-        <w:rPr>
-          <w:rtl/>
-          <w:lang w:bidi="fa-IR"/>
-        </w:rPr>
-      </w:pPr>
-      <w:r>
-        <w:rPr>
-          <w:rtl/>
-          <w:lang w:bidi="fa-IR"/>
-        </w:rPr>
-        <w:br w:type="page"/>
-      </w:r>
-    </w:p>
-    <w:p>
-      <w:pPr>
-        <w:bidi/>
-        <w:jc w:val="left"/>
-        <w:rPr>
-          <w:rFonts w:asciiTheme="minorHAnsi" w:hAnsiTheme="minorHAnsi"/>
-          <w:rtl/>
-          <w:lang w:bidi="fa-IR"/>
-        </w:rPr>
-      </w:pPr>
-      <w:r>
-        <w:rPr>
-          <w:rFonts w:asciiTheme="minorHAnsi" w:hAnsiTheme="minorHAnsi" w:hint="cs"/>
-          <w:rtl/>
-          <w:lang w:bidi="fa-IR"/>
-        </w:rPr>
-        <w:lastRenderedPageBreak/>
-        <w:t xml:space="preserve">شمای کلی پروژه و کانتکس دیاگرام </w:t>
+        <w:t xml:space="preserve"> </w:t>
       </w:r>
     </w:p>
     <w:p>
@@ -3647,7 +4559,7 @@
                     </pic:cNvPicPr>
                   </pic:nvPicPr>
                   <pic:blipFill>
-                    <a:blip r:embed="rId7">
+                    <a:blip r:embed="rId9">
                       <a:extLst>
                         <a:ext uri="{28A0092B-C50C-407E-A947-70E740481C1C}">
                           <a14:useLocalDpi xmlns:a14="http://schemas.microsoft.com/office/drawing/2010/main" val="0"/>
@@ -3756,7 +4668,7 @@
                     </pic:cNvPicPr>
                   </pic:nvPicPr>
                   <pic:blipFill>
-                    <a:blip r:embed="rId8">
+                    <a:blip r:embed="rId10">
                       <a:extLst>
                         <a:ext uri="{28A0092B-C50C-407E-A947-70E740481C1C}">
                           <a14:useLocalDpi xmlns:a14="http://schemas.microsoft.com/office/drawing/2010/main" val="0"/>
@@ -3821,7 +4733,11 @@
         <w:bidi/>
         <w:jc w:val="both"/>
         <w:rPr>
-          <w:noProof/>
+          <w:rFonts w:cs="B Titr" w:hint="cs"/>
+          <w:sz w:val="36"/>
+          <w:szCs w:val="36"/>
+          <w:rtl/>
+          <w:lang w:bidi="fa-IR"/>
         </w:rPr>
       </w:pPr>
       <w:r>
@@ -3846,7 +4762,7 @@
                     </pic:cNvPicPr>
                   </pic:nvPicPr>
                   <pic:blipFill>
-                    <a:blip r:embed="rId9">
+                    <a:blip r:embed="rId11">
                       <a:extLst>
                         <a:ext uri="{28A0092B-C50C-407E-A947-70E740481C1C}">
                           <a14:useLocalDpi xmlns:a14="http://schemas.microsoft.com/office/drawing/2010/main" val="0"/>
@@ -3878,14 +4794,241 @@
         </w:drawing>
       </w:r>
     </w:p>
+    <w:p>
+      <w:pPr>
+        <w:bidi/>
+        <w:rPr>
+          <w:rFonts w:cs="B Titr" w:hint="cs"/>
+          <w:sz w:val="36"/>
+          <w:szCs w:val="36"/>
+          <w:lang w:bidi="fa-IR"/>
+        </w:rPr>
+      </w:pPr>
+    </w:p>
+    <w:p>
+      <w:pPr>
+        <w:bidi/>
+        <w:rPr>
+          <w:rtl/>
+        </w:rPr>
+      </w:pPr>
+    </w:p>
+    <w:p>
+      <w:pPr>
+        <w:jc w:val="left"/>
+        <w:rPr>
+          <w:rtl/>
+        </w:rPr>
+      </w:pPr>
+      <w:r>
+        <w:rPr>
+          <w:rtl/>
+        </w:rPr>
+        <w:br w:type="page"/>
+      </w:r>
+    </w:p>
+    <w:p>
+      <w:pPr>
+        <w:pStyle w:val="Heading1"/>
+        <w:rPr>
+          <w:rtl/>
+          <w:lang w:bidi="fa-IR"/>
+        </w:rPr>
+      </w:pPr>
+      <w:bookmarkStart w:id="7" w:name="_Toc207109586"/>
+      <w:r>
+        <w:rPr>
+          <w:rFonts w:hint="cs"/>
+          <w:rtl/>
+          <w:lang w:bidi="fa-IR"/>
+        </w:rPr>
+        <w:lastRenderedPageBreak/>
+        <w:t>کلاس دیاگرام</w:t>
+      </w:r>
+      <w:bookmarkEnd w:id="7"/>
+    </w:p>
+    <w:p>
+      <w:pPr>
+        <w:bidi/>
+        <w:jc w:val="left"/>
+        <w:rPr>
+          <w:rFonts w:asciiTheme="minorHAnsi" w:hAnsiTheme="minorHAnsi" w:hint="cs"/>
+          <w:rtl/>
+          <w:lang w:bidi="fa-IR"/>
+        </w:rPr>
+      </w:pPr>
+      <w:r>
+        <w:rPr>
+          <w:noProof/>
+        </w:rPr>
+        <w:drawing>
+          <wp:inline distT="0" distB="0" distL="0" distR="0" wp14:anchorId="7167FF54" wp14:editId="7260B01C">
+            <wp:extent cx="5943600" cy="2364105"/>
+            <wp:effectExtent l="0" t="0" r="0" b="0"/>
+            <wp:docPr id="1942402156" name="Picture 1"/>
+            <wp:cNvGraphicFramePr>
+              <a:graphicFrameLocks xmlns:a="http://schemas.openxmlformats.org/drawingml/2006/main" noChangeAspect="1"/>
+            </wp:cNvGraphicFramePr>
+            <a:graphic xmlns:a="http://schemas.openxmlformats.org/drawingml/2006/main">
+              <a:graphicData uri="http://schemas.openxmlformats.org/drawingml/2006/picture">
+                <pic:pic xmlns:pic="http://schemas.openxmlformats.org/drawingml/2006/picture">
+                  <pic:nvPicPr>
+                    <pic:cNvPr id="0" name="Picture 1"/>
+                    <pic:cNvPicPr>
+                      <a:picLocks noChangeAspect="1" noChangeArrowheads="1"/>
+                    </pic:cNvPicPr>
+                  </pic:nvPicPr>
+                  <pic:blipFill>
+                    <a:blip r:embed="rId12">
+                      <a:extLst>
+                        <a:ext uri="{28A0092B-C50C-407E-A947-70E740481C1C}">
+                          <a14:useLocalDpi xmlns:a14="http://schemas.microsoft.com/office/drawing/2010/main" val="0"/>
+                        </a:ext>
+                      </a:extLst>
+                    </a:blip>
+                    <a:srcRect/>
+                    <a:stretch>
+                      <a:fillRect/>
+                    </a:stretch>
+                  </pic:blipFill>
+                  <pic:spPr bwMode="auto">
+                    <a:xfrm>
+                      <a:off x="0" y="0"/>
+                      <a:ext cx="5943600" cy="2364105"/>
+                    </a:xfrm>
+                    <a:prstGeom prst="rect">
+                      <a:avLst/>
+                    </a:prstGeom>
+                    <a:noFill/>
+                    <a:ln>
+                      <a:noFill/>
+                    </a:ln>
+                  </pic:spPr>
+                </pic:pic>
+              </a:graphicData>
+            </a:graphic>
+          </wp:inline>
+        </w:drawing>
+      </w:r>
+    </w:p>
     <w:sectPr>
+      <w:footerReference w:type="default" r:id="rId13"/>
       <w:pgSz w:w="12240" w:h="15840"/>
       <w:pgMar w:top="1440" w:right="1440" w:bottom="1440" w:left="1440" w:header="720" w:footer="720" w:gutter="0"/>
+      <w:pgBorders w:offsetFrom="page">
+        <w:top w:val="single" w:sz="8" w:space="24" w:color="auto"/>
+        <w:left w:val="single" w:sz="8" w:space="24" w:color="auto"/>
+        <w:bottom w:val="single" w:sz="8" w:space="24" w:color="auto"/>
+        <w:right w:val="single" w:sz="8" w:space="24" w:color="auto"/>
+      </w:pgBorders>
       <w:cols w:space="720"/>
       <w:docGrid w:linePitch="360"/>
     </w:sectPr>
   </w:body>
 </w:document>
+</file>
+
+<file path=word/endnotes.xml><?xml version="1.0" encoding="utf-8"?>
+<w:endnotes xmlns:wpc="http://schemas.microsoft.com/office/word/2010/wordprocessingCanvas" xmlns:cx="http://schemas.microsoft.com/office/drawing/2014/chartex" xmlns:cx1="http://schemas.microsoft.com/office/drawing/2015/9/8/chartex" xmlns:cx2="http://schemas.microsoft.com/office/drawing/2015/10/21/chartex" xmlns:cx3="http://schemas.microsoft.com/office/drawing/2016/5/9/chartex" xmlns:cx4="http://schemas.microsoft.com/office/drawing/2016/5/10/chartex" xmlns:cx5="http://schemas.microsoft.com/office/drawing/2016/5/11/chartex" xmlns:cx6="http://schemas.microsoft.com/office/drawing/2016/5/12/chartex" xmlns:cx7="http://schemas.microsoft.com/office/drawing/2016/5/13/chartex" xmlns:cx8="http://schemas.microsoft.com/office/drawing/2016/5/14/chartex" xmlns:mc="http://schemas.openxmlformats.org/markup-compatibility/2006" xmlns:aink="http://schemas.microsoft.com/office/drawing/2016/ink" xmlns:am3d="http://schemas.microsoft.com/office/drawing/2017/model3d" xmlns:o="urn:schemas-microsoft-com:office:office" xmlns:oel="http://schemas.microsoft.com/office/2019/extlst" xmlns:r="http://schemas.openxmlformats.org/officeDocument/2006/relationships" xmlns:m="http://schemas.openxmlformats.org/officeDocument/2006/math" xmlns:v="urn:schemas-microsoft-com:vml" xmlns:wp14="http://schemas.microsoft.com/office/word/2010/wordprocessingDrawing" xmlns:wp="http://schemas.openxmlformats.org/drawingml/2006/wordprocessingDrawing" xmlns:w10="urn:schemas-microsoft-com:office:word" xmlns:w="http://schemas.openxmlformats.org/wordprocessingml/2006/main" xmlns:w14="http://schemas.microsoft.com/office/word/2010/wordml" xmlns:w15="http://schemas.microsoft.com/office/word/2012/wordml" xmlns:w16cex="http://schemas.microsoft.com/office/word/2018/wordml/cex" xmlns:w16cid="http://schemas.microsoft.com/office/word/2016/wordml/cid" xmlns:w16="http://schemas.microsoft.com/office/word/2018/wordml" xmlns:w16sdtdh="http://schemas.microsoft.com/office/word/2020/wordml/sdtdatahash" xmlns:w16se="http://schemas.microsoft.com/office/word/2015/wordml/symex" xmlns:wpg="http://schemas.microsoft.com/office/word/2010/wordprocessingGroup" xmlns:wpi="http://schemas.microsoft.com/office/word/2010/wordprocessingInk" xmlns:wne="http://schemas.microsoft.com/office/word/2006/wordml" xmlns:wps="http://schemas.microsoft.com/office/word/2010/wordprocessingShape" mc:Ignorable="w14 w15 w16se w16cid w16 w16cex w16sdtdh wp14">
+  <w:endnote w:type="separator" w:id="-1">
+    <w:p>
+      <w:pPr>
+        <w:spacing w:after="0" w:line="240" w:lineRule="auto"/>
+      </w:pPr>
+      <w:r>
+        <w:separator/>
+      </w:r>
+    </w:p>
+  </w:endnote>
+  <w:endnote w:type="continuationSeparator" w:id="0">
+    <w:p>
+      <w:pPr>
+        <w:spacing w:after="0" w:line="240" w:lineRule="auto"/>
+      </w:pPr>
+      <w:r>
+        <w:continuationSeparator/>
+      </w:r>
+    </w:p>
+  </w:endnote>
+</w:endnotes>
+</file>
+
+<file path=word/footer1.xml><?xml version="1.0" encoding="utf-8"?>
+<w:ftr xmlns:wpc="http://schemas.microsoft.com/office/word/2010/wordprocessingCanvas" xmlns:cx="http://schemas.microsoft.com/office/drawing/2014/chartex" xmlns:cx1="http://schemas.microsoft.com/office/drawing/2015/9/8/chartex" xmlns:cx2="http://schemas.microsoft.com/office/drawing/2015/10/21/chartex" xmlns:cx3="http://schemas.microsoft.com/office/drawing/2016/5/9/chartex" xmlns:cx4="http://schemas.microsoft.com/office/drawing/2016/5/10/chartex" xmlns:cx5="http://schemas.microsoft.com/office/drawing/2016/5/11/chartex" xmlns:cx6="http://schemas.microsoft.com/office/drawing/2016/5/12/chartex" xmlns:cx7="http://schemas.microsoft.com/office/drawing/2016/5/13/chartex" xmlns:cx8="http://schemas.microsoft.com/office/drawing/2016/5/14/chartex" xmlns:mc="http://schemas.openxmlformats.org/markup-compatibility/2006" xmlns:aink="http://schemas.microsoft.com/office/drawing/2016/ink" xmlns:am3d="http://schemas.microsoft.com/office/drawing/2017/model3d" xmlns:o="urn:schemas-microsoft-com:office:office" xmlns:oel="http://schemas.microsoft.com/office/2019/extlst" xmlns:r="http://schemas.openxmlformats.org/officeDocument/2006/relationships" xmlns:m="http://schemas.openxmlformats.org/officeDocument/2006/math" xmlns:v="urn:schemas-microsoft-com:vml" xmlns:wp14="http://schemas.microsoft.com/office/word/2010/wordprocessingDrawing" xmlns:wp="http://schemas.openxmlformats.org/drawingml/2006/wordprocessingDrawing" xmlns:w10="urn:schemas-microsoft-com:office:word" xmlns:w="http://schemas.openxmlformats.org/wordprocessingml/2006/main" xmlns:w14="http://schemas.microsoft.com/office/word/2010/wordml" xmlns:w15="http://schemas.microsoft.com/office/word/2012/wordml" xmlns:w16cex="http://schemas.microsoft.com/office/word/2018/wordml/cex" xmlns:w16cid="http://schemas.microsoft.com/office/word/2016/wordml/cid" xmlns:w16="http://schemas.microsoft.com/office/word/2018/wordml" xmlns:w16sdtdh="http://schemas.microsoft.com/office/word/2020/wordml/sdtdatahash" xmlns:w16se="http://schemas.microsoft.com/office/word/2015/wordml/symex" xmlns:wpg="http://schemas.microsoft.com/office/word/2010/wordprocessingGroup" xmlns:wpi="http://schemas.microsoft.com/office/word/2010/wordprocessingInk" xmlns:wne="http://schemas.microsoft.com/office/word/2006/wordml" xmlns:wps="http://schemas.microsoft.com/office/word/2010/wordprocessingShape" mc:Ignorable="w14 w15 w16se w16cid w16 w16cex w16sdtdh wp14">
+  <w:sdt>
+    <w:sdtPr>
+      <w:id w:val="-1352953131"/>
+      <w:docPartObj>
+        <w:docPartGallery w:val="Page Numbers (Bottom of Page)"/>
+        <w:docPartUnique/>
+      </w:docPartObj>
+    </w:sdtPr>
+    <w:sdtEndPr>
+      <w:rPr>
+        <w:noProof/>
+      </w:rPr>
+    </w:sdtEndPr>
+    <w:sdtContent>
+      <w:p>
+        <w:pPr>
+          <w:pStyle w:val="Footer"/>
+          <w:jc w:val="center"/>
+        </w:pPr>
+        <w:r>
+          <w:fldChar w:fldCharType="begin"/>
+        </w:r>
+        <w:r>
+          <w:instrText xml:space="preserve"> PAGE   \* MERGEFORMAT </w:instrText>
+        </w:r>
+        <w:r>
+          <w:fldChar w:fldCharType="separate"/>
+        </w:r>
+        <w:r>
+          <w:rPr>
+            <w:noProof/>
+          </w:rPr>
+          <w:t>2</w:t>
+        </w:r>
+        <w:r>
+          <w:rPr>
+            <w:noProof/>
+          </w:rPr>
+          <w:fldChar w:fldCharType="end"/>
+        </w:r>
+      </w:p>
+    </w:sdtContent>
+  </w:sdt>
+  <w:p>
+    <w:pPr>
+      <w:pStyle w:val="Footer"/>
+    </w:pPr>
+  </w:p>
+</w:ftr>
+</file>
+
+<file path=word/footnotes.xml><?xml version="1.0" encoding="utf-8"?>
+<w:footnotes xmlns:wpc="http://schemas.microsoft.com/office/word/2010/wordprocessingCanvas" xmlns:cx="http://schemas.microsoft.com/office/drawing/2014/chartex" xmlns:cx1="http://schemas.microsoft.com/office/drawing/2015/9/8/chartex" xmlns:cx2="http://schemas.microsoft.com/office/drawing/2015/10/21/chartex" xmlns:cx3="http://schemas.microsoft.com/office/drawing/2016/5/9/chartex" xmlns:cx4="http://schemas.microsoft.com/office/drawing/2016/5/10/chartex" xmlns:cx5="http://schemas.microsoft.com/office/drawing/2016/5/11/chartex" xmlns:cx6="http://schemas.microsoft.com/office/drawing/2016/5/12/chartex" xmlns:cx7="http://schemas.microsoft.com/office/drawing/2016/5/13/chartex" xmlns:cx8="http://schemas.microsoft.com/office/drawing/2016/5/14/chartex" xmlns:mc="http://schemas.openxmlformats.org/markup-compatibility/2006" xmlns:aink="http://schemas.microsoft.com/office/drawing/2016/ink" xmlns:am3d="http://schemas.microsoft.com/office/drawing/2017/model3d" xmlns:o="urn:schemas-microsoft-com:office:office" xmlns:oel="http://schemas.microsoft.com/office/2019/extlst" xmlns:r="http://schemas.openxmlformats.org/officeDocument/2006/relationships" xmlns:m="http://schemas.openxmlformats.org/officeDocument/2006/math" xmlns:v="urn:schemas-microsoft-com:vml" xmlns:wp14="http://schemas.microsoft.com/office/word/2010/wordprocessingDrawing" xmlns:wp="http://schemas.openxmlformats.org/drawingml/2006/wordprocessingDrawing" xmlns:w10="urn:schemas-microsoft-com:office:word" xmlns:w="http://schemas.openxmlformats.org/wordprocessingml/2006/main" xmlns:w14="http://schemas.microsoft.com/office/word/2010/wordml" xmlns:w15="http://schemas.microsoft.com/office/word/2012/wordml" xmlns:w16cex="http://schemas.microsoft.com/office/word/2018/wordml/cex" xmlns:w16cid="http://schemas.microsoft.com/office/word/2016/wordml/cid" xmlns:w16="http://schemas.microsoft.com/office/word/2018/wordml" xmlns:w16sdtdh="http://schemas.microsoft.com/office/word/2020/wordml/sdtdatahash" xmlns:w16se="http://schemas.microsoft.com/office/word/2015/wordml/symex" xmlns:wpg="http://schemas.microsoft.com/office/word/2010/wordprocessingGroup" xmlns:wpi="http://schemas.microsoft.com/office/word/2010/wordprocessingInk" xmlns:wne="http://schemas.microsoft.com/office/word/2006/wordml" xmlns:wps="http://schemas.microsoft.com/office/word/2010/wordprocessingShape" mc:Ignorable="w14 w15 w16se w16cid w16 w16cex w16sdtdh wp14">
+  <w:footnote w:type="separator" w:id="-1">
+    <w:p>
+      <w:pPr>
+        <w:spacing w:after="0" w:line="240" w:lineRule="auto"/>
+      </w:pPr>
+      <w:r>
+        <w:separator/>
+      </w:r>
+    </w:p>
+  </w:footnote>
+  <w:footnote w:type="continuationSeparator" w:id="0">
+    <w:p>
+      <w:pPr>
+        <w:spacing w:after="0" w:line="240" w:lineRule="auto"/>
+      </w:pPr>
+      <w:r>
+        <w:continuationSeparator/>
+      </w:r>
+    </w:p>
+  </w:footnote>
+</w:footnotes>
 </file>
 
 <file path=word/numbering.xml><?xml version="1.0" encoding="utf-8"?>
@@ -4989,6 +6132,110 @@
       <w:contextualSpacing/>
     </w:pPr>
   </w:style>
+  <w:style w:type="paragraph" w:styleId="Header">
+    <w:name w:val="header"/>
+    <w:basedOn w:val="Normal"/>
+    <w:link w:val="HeaderChar"/>
+    <w:uiPriority w:val="99"/>
+    <w:unhideWhenUsed/>
+    <w:rsid w:val="000540CB"/>
+    <w:pPr>
+      <w:tabs>
+        <w:tab w:val="center" w:pos="4680"/>
+        <w:tab w:val="right" w:pos="9360"/>
+      </w:tabs>
+      <w:spacing w:after="0" w:line="240" w:lineRule="auto"/>
+    </w:pPr>
+  </w:style>
+  <w:style w:type="character" w:customStyle="1" w:styleId="HeaderChar">
+    <w:name w:val="Header Char"/>
+    <w:basedOn w:val="DefaultParagraphFont"/>
+    <w:link w:val="Header"/>
+    <w:uiPriority w:val="99"/>
+    <w:rsid w:val="000540CB"/>
+    <w:rPr>
+      <w:rFonts w:ascii="B Nazanin" w:eastAsia="B Nazanin" w:hAnsi="B Nazanin" w:cs="B Nazanin"/>
+      <w:sz w:val="28"/>
+      <w:szCs w:val="28"/>
+    </w:rPr>
+  </w:style>
+  <w:style w:type="paragraph" w:styleId="Footer">
+    <w:name w:val="footer"/>
+    <w:basedOn w:val="Normal"/>
+    <w:link w:val="FooterChar"/>
+    <w:uiPriority w:val="99"/>
+    <w:unhideWhenUsed/>
+    <w:rsid w:val="000540CB"/>
+    <w:pPr>
+      <w:tabs>
+        <w:tab w:val="center" w:pos="4680"/>
+        <w:tab w:val="right" w:pos="9360"/>
+      </w:tabs>
+      <w:spacing w:after="0" w:line="240" w:lineRule="auto"/>
+    </w:pPr>
+  </w:style>
+  <w:style w:type="character" w:customStyle="1" w:styleId="FooterChar">
+    <w:name w:val="Footer Char"/>
+    <w:basedOn w:val="DefaultParagraphFont"/>
+    <w:link w:val="Footer"/>
+    <w:uiPriority w:val="99"/>
+    <w:rsid w:val="000540CB"/>
+    <w:rPr>
+      <w:rFonts w:ascii="B Nazanin" w:eastAsia="B Nazanin" w:hAnsi="B Nazanin" w:cs="B Nazanin"/>
+      <w:sz w:val="28"/>
+      <w:szCs w:val="28"/>
+    </w:rPr>
+  </w:style>
+  <w:style w:type="paragraph" w:styleId="TOCHeading">
+    <w:name w:val="TOC Heading"/>
+    <w:basedOn w:val="Heading1"/>
+    <w:next w:val="Normal"/>
+    <w:uiPriority w:val="39"/>
+    <w:unhideWhenUsed/>
+    <w:qFormat/>
+    <w:rsid w:val="000540CB"/>
+    <w:pPr>
+      <w:bidi w:val="0"/>
+      <w:spacing w:line="259" w:lineRule="auto"/>
+      <w:outlineLvl w:val="9"/>
+    </w:pPr>
+    <w:rPr>
+      <w:rFonts w:asciiTheme="majorHAnsi" w:hAnsiTheme="majorHAnsi" w:cstheme="majorBidi"/>
+      <w:bCs w:val="0"/>
+      <w:color w:val="2F5496" w:themeColor="accent1" w:themeShade="BF"/>
+      <w:kern w:val="0"/>
+      <w:sz w:val="32"/>
+      <w:szCs w:val="32"/>
+      <w14:ligatures w14:val="none"/>
+    </w:rPr>
+  </w:style>
+  <w:style w:type="paragraph" w:styleId="TOC1">
+    <w:name w:val="toc 1"/>
+    <w:basedOn w:val="Normal"/>
+    <w:next w:val="Normal"/>
+    <w:autoRedefine/>
+    <w:uiPriority w:val="39"/>
+    <w:unhideWhenUsed/>
+    <w:rsid w:val="000540CB"/>
+    <w:pPr>
+      <w:tabs>
+        <w:tab w:val="right" w:leader="dot" w:pos="9350"/>
+      </w:tabs>
+      <w:bidi/>
+      <w:spacing w:after="100"/>
+    </w:pPr>
+  </w:style>
+  <w:style w:type="character" w:styleId="Hyperlink">
+    <w:name w:val="Hyperlink"/>
+    <w:basedOn w:val="DefaultParagraphFont"/>
+    <w:uiPriority w:val="99"/>
+    <w:unhideWhenUsed/>
+    <w:rsid w:val="000540CB"/>
+    <w:rPr>
+      <w:color w:val="0563C1" w:themeColor="hyperlink"/>
+      <w:u w:val="single"/>
+    </w:rPr>
+  </w:style>
 </w:styles>
 </file>
 
